--- a/doc/詞/宋朝/陸游/唐琬-釵頭鳳‧世情薄.docx
+++ b/doc/詞/宋朝/陸游/唐琬-釵頭鳳‧世情薄.docx
@@ -1,6 +1,6 @@
 
 <file path=word/document.xml><?xml version="1.0" encoding="utf-8"?>
-<w:document xmlns:wpc="http://schemas.microsoft.com/office/word/2010/wordprocessingCanvas" xmlns:cx="http://schemas.microsoft.com/office/drawing/2014/chartex" xmlns:cx1="http://schemas.microsoft.com/office/drawing/2015/9/8/chartex" xmlns:cx2="http://schemas.microsoft.com/office/drawing/2015/10/21/chartex" xmlns:cx3="http://schemas.microsoft.com/office/drawing/2016/5/9/chartex" xmlns:cx4="http://schemas.microsoft.com/office/drawing/2016/5/10/chartex" xmlns:cx5="http://schemas.microsoft.com/office/drawing/2016/5/11/chartex" xmlns:cx6="http://schemas.microsoft.com/office/drawing/2016/5/12/chartex" xmlns:cx7="http://schemas.microsoft.com/office/drawing/2016/5/13/chartex" xmlns:cx8="http://schemas.microsoft.com/office/drawing/2016/5/14/chartex" xmlns:mc="http://schemas.openxmlformats.org/markup-compatibility/2006" xmlns:aink="http://schemas.microsoft.com/office/drawing/2016/ink" xmlns:am3d="http://schemas.microsoft.com/office/drawing/2017/model3d" xmlns:o="urn:schemas-microsoft-com:office:office" xmlns:oel="http://schemas.microsoft.com/office/2019/extlst" xmlns:r="http://schemas.openxmlformats.org/officeDocument/2006/relationships" xmlns:m="http://schemas.openxmlformats.org/officeDocument/2006/math" xmlns:v="urn:schemas-microsoft-com:vml" xmlns:wp14="http://schemas.microsoft.com/office/word/2010/wordprocessingDrawing" xmlns:wp="http://schemas.openxmlformats.org/drawingml/2006/wordprocessingDrawing" xmlns:w10="urn:schemas-microsoft-com:office:word" xmlns:w="http://schemas.openxmlformats.org/wordprocessingml/2006/main" xmlns:w14="http://schemas.microsoft.com/office/word/2010/wordml" xmlns:w15="http://schemas.microsoft.com/office/word/2012/wordml" xmlns:w16cex="http://schemas.microsoft.com/office/word/2018/wordml/cex" xmlns:w16cid="http://schemas.microsoft.com/office/word/2016/wordml/cid" xmlns:w16="http://schemas.microsoft.com/office/word/2018/wordml" xmlns:w16du="http://schemas.microsoft.com/office/word/2023/wordml/word16du" xmlns:w16sdtdh="http://schemas.microsoft.com/office/word/2020/wordml/sdtdatahash" xmlns:w16se="http://schemas.microsoft.com/office/word/2015/wordml/symex" xmlns:wpg="http://schemas.microsoft.com/office/word/2010/wordprocessingGroup" xmlns:wpi="http://schemas.microsoft.com/office/word/2010/wordprocessingInk" xmlns:wne="http://schemas.microsoft.com/office/word/2006/wordml" xmlns:wps="http://schemas.microsoft.com/office/word/2010/wordprocessingShape" mc:Ignorable="w14 w15 w16se w16cid w16 w16cex w16sdtdh wp14">
+<w:document xmlns:wpc="http://schemas.microsoft.com/office/word/2010/wordprocessingCanvas" xmlns:cx="http://schemas.microsoft.com/office/drawing/2014/chartex" xmlns:cx1="http://schemas.microsoft.com/office/drawing/2015/9/8/chartex" xmlns:cx2="http://schemas.microsoft.com/office/drawing/2015/10/21/chartex" xmlns:cx3="http://schemas.microsoft.com/office/drawing/2016/5/9/chartex" xmlns:cx4="http://schemas.microsoft.com/office/drawing/2016/5/10/chartex" xmlns:cx5="http://schemas.microsoft.com/office/drawing/2016/5/11/chartex" xmlns:cx6="http://schemas.microsoft.com/office/drawing/2016/5/12/chartex" xmlns:cx7="http://schemas.microsoft.com/office/drawing/2016/5/13/chartex" xmlns:cx8="http://schemas.microsoft.com/office/drawing/2016/5/14/chartex" xmlns:mc="http://schemas.openxmlformats.org/markup-compatibility/2006" xmlns:aink="http://schemas.microsoft.com/office/drawing/2016/ink" xmlns:am3d="http://schemas.microsoft.com/office/drawing/2017/model3d" xmlns:o="urn:schemas-microsoft-com:office:office" xmlns:oel="http://schemas.microsoft.com/office/2019/extlst" xmlns:r="http://schemas.openxmlformats.org/officeDocument/2006/relationships" xmlns:m="http://schemas.openxmlformats.org/officeDocument/2006/math" xmlns:v="urn:schemas-microsoft-com:vml" xmlns:wp14="http://schemas.microsoft.com/office/word/2010/wordprocessingDrawing" xmlns:wp="http://schemas.openxmlformats.org/drawingml/2006/wordprocessingDrawing" xmlns:w10="urn:schemas-microsoft-com:office:word" xmlns:w="http://schemas.openxmlformats.org/wordprocessingml/2006/main" xmlns:w14="http://schemas.microsoft.com/office/word/2010/wordml" xmlns:w15="http://schemas.microsoft.com/office/word/2012/wordml" xmlns:w16cex="http://schemas.microsoft.com/office/word/2018/wordml/cex" xmlns:w16cid="http://schemas.microsoft.com/office/word/2016/wordml/cid" xmlns:w16="http://schemas.microsoft.com/office/word/2018/wordml" xmlns:w16du="http://schemas.microsoft.com/office/word/2023/wordml/word16du" xmlns:w16sdtdh="http://schemas.microsoft.com/office/word/2020/wordml/sdtdatahash" xmlns:w16sdtfl="http://schemas.microsoft.com/office/word/2024/wordml/sdtformatlock" xmlns:w16se="http://schemas.microsoft.com/office/word/2015/wordml/symex" xmlns:wpg="http://schemas.microsoft.com/office/word/2010/wordprocessingGroup" xmlns:wpi="http://schemas.microsoft.com/office/word/2010/wordprocessingInk" xmlns:wne="http://schemas.microsoft.com/office/word/2006/wordml" xmlns:wps="http://schemas.microsoft.com/office/word/2010/wordprocessingShape" mc:Ignorable="w14 w15 w16se w16cid w16 w16cex w16sdtdh w16sdtfl w16du wp14">
   <w:body>
     <w:p>
       <w:pPr>
@@ -62,7 +62,7 @@
           <w:sz w:val="52"/>
           <w:szCs w:val="52"/>
         </w:rPr>
-        <w:t xml:space="preserve">   </w:t>
+        <w:t xml:space="preserve"> </w:t>
       </w:r>
       <w:r>
         <w:rPr>
@@ -138,7 +138,7 @@
     </w:p>
     <w:p>
       <w:pPr>
-        <w:spacing w:after="0" w:line="440" w:lineRule="exact"/>
+        <w:spacing w:beforeLines="50" w:before="120" w:after="0" w:line="440" w:lineRule="exact"/>
         <w:ind w:left="0" w:right="0" w:firstLine="0"/>
         <w:rPr>
           <w:color w:val="0F0F0F"/>
@@ -178,7 +178,7 @@
     </w:p>
     <w:p>
       <w:pPr>
-        <w:spacing w:beforeLines="100" w:before="240" w:after="0" w:line="480" w:lineRule="exact"/>
+        <w:spacing w:beforeLines="100" w:before="240" w:after="0" w:line="440" w:lineRule="exact"/>
         <w:ind w:left="0" w:right="0" w:firstLine="0"/>
       </w:pPr>
       <w:r>
@@ -203,21 +203,7 @@
           <w:rFonts w:hint="eastAsia"/>
           <w:szCs w:val="28"/>
         </w:rPr>
-        <w:t>世事炎涼，黃昏中下著雨，打落片片桃花，這淒涼的情景中人的心也不禁憂傷。晨風吹乾了昨晚的淚痕，當我想把心事寫下來的時候，卻不能夠辦到，只能倚著斜欄，心底</w:t>
-      </w:r>
-      <w:r>
-        <w:rPr>
-          <w:rFonts w:hint="eastAsia"/>
-          <w:szCs w:val="28"/>
-        </w:rPr>
-        <w:t>裡</w:t>
-      </w:r>
-      <w:r>
-        <w:rPr>
-          <w:rFonts w:hint="eastAsia"/>
-          <w:szCs w:val="28"/>
-        </w:rPr>
-        <w:t>向著遠方的你呼喚；和自己低聲輕輕的說話，希望你也能夠聽到。難、難、難。</w:t>
+        <w:t>世態炎涼，人情冷暖就像紙一樣薄；惡語相向，世俗的嫉恨與無情令人心寒。黃昏時分，陣陣風雨無情地催送著百合與殘花加速凋零。</w:t>
       </w:r>
     </w:p>
     <w:p>
@@ -233,29 +219,53 @@
           <w:rFonts w:hint="eastAsia"/>
           <w:szCs w:val="28"/>
         </w:rPr>
-        <w:t>今時不同往日，</w:t>
-      </w:r>
-      <w:r>
-        <w:rPr>
-          <w:rFonts w:hint="eastAsia"/>
-          <w:b/>
-          <w:bCs/>
-          <w:szCs w:val="28"/>
-        </w:rPr>
-        <w:t>咫尺天涯</w:t>
-      </w:r>
-      <w:r>
-        <w:rPr>
-          <w:rFonts w:hint="eastAsia"/>
-          <w:szCs w:val="28"/>
-        </w:rPr>
-        <w:t>，我身染重病，就像鞦韆索。夜風刺骨，徹體生寒，聽著遠方的角聲，心中再生一層寒意，夜盡了，我也很快就像這夜一樣了吧</w:t>
-      </w:r>
-      <w:r>
-        <w:rPr>
-          <w:szCs w:val="28"/>
-        </w:rPr>
-        <w:t>? 怕人詢問，我忍住淚水，在別人面前強顏歡笑。瞞、瞞、瞞。</w:t>
+        <w:t>清晨的寒風吹乾了臉頰，但枕邊與面龐上斑駁的淚痕依舊清晰可見。想要寫一封信箋來傾訴內心深處無盡的心事，卻只能獨自一人倚靠著斜欄，喃喃自語。難啊，難啊，難！這份痛苦與深情，實在難以訴說與承受！</w:t>
+      </w:r>
+    </w:p>
+    <w:p>
+      <w:pPr>
+        <w:spacing w:after="0" w:line="440" w:lineRule="exact"/>
+        <w:ind w:left="0" w:right="0" w:firstLine="0"/>
+        <w:rPr>
+          <w:szCs w:val="28"/>
+        </w:rPr>
+      </w:pPr>
+      <w:r>
+        <w:rPr>
+          <w:rFonts w:hint="eastAsia"/>
+          <w:szCs w:val="28"/>
+        </w:rPr>
+        <w:t>如今物是人非，彼此各在一方，往日的恩愛時光已成過往，今日的境遇與昨天截然不同。我因過度思念與憂傷而神情恍惚、病骨支離，那虛弱的靈魂就像庭院中懸空搖晃的鞦韆</w:t>
+      </w:r>
+      <w:r>
+        <w:rPr>
+          <w:rFonts w:hint="eastAsia"/>
+          <w:szCs w:val="28"/>
+        </w:rPr>
+        <w:t>(秋千)</w:t>
+      </w:r>
+      <w:r>
+        <w:rPr>
+          <w:rFonts w:hint="eastAsia"/>
+          <w:szCs w:val="28"/>
+        </w:rPr>
+        <w:t>繩索一般，飄搖不定。</w:t>
+      </w:r>
+    </w:p>
+    <w:p>
+      <w:pPr>
+        <w:spacing w:after="0" w:line="480" w:lineRule="exact"/>
+        <w:ind w:left="0" w:right="0" w:firstLine="0"/>
+        <w:rPr>
+          <w:szCs w:val="28"/>
+        </w:rPr>
+      </w:pPr>
+      <w:r>
+        <w:rPr>
+          <w:rFonts w:hint="eastAsia"/>
+          <w:szCs w:val="28"/>
+        </w:rPr>
+        <w:t>深夜裡，遠處淒清的軍角聲在寒風中吹響，夜色已經漸漸深沉將盡。最怕身邊的人開口關心或詢問近況，只能強忍著悲痛、咽下眼淚，裝出歡樂的樣子來應付。瞞啊，瞞啊，瞞！為了顧全世俗與無奈，只能將滿腔的血淚與苦楚深深隱瞞！</w:t>
       </w:r>
     </w:p>
     <w:p>
@@ -283,8 +293,9 @@
           <w:ilvl w:val="0"/>
           <w:numId w:val="18"/>
         </w:numPr>
-        <w:spacing w:after="0" w:line="480" w:lineRule="exact"/>
-        <w:ind w:leftChars="0" w:left="482" w:right="0" w:hanging="482"/>
+        <w:spacing w:after="0" w:line="440" w:lineRule="exact"/>
+        <w:ind w:leftChars="0" w:left="284" w:right="0" w:hanging="284"/>
+        <w:jc w:val="both"/>
         <w:rPr>
           <w:color w:val="0F0F0F"/>
           <w:szCs w:val="28"/>
@@ -298,217 +309,12 @@
         </w:rPr>
         <w:t>箋：</w:t>
       </w:r>
-    </w:p>
-    <w:p>
-      <w:pPr>
-        <w:pStyle w:val="aa"/>
-        <w:numPr>
-          <w:ilvl w:val="0"/>
-          <w:numId w:val="35"/>
-        </w:numPr>
-        <w:spacing w:after="0" w:line="480" w:lineRule="exact"/>
-        <w:ind w:leftChars="0" w:right="0"/>
+      <w:r>
         <w:rPr>
           <w:color w:val="0F0F0F"/>
           <w:szCs w:val="28"/>
         </w:rPr>
-      </w:pPr>
-      <w:r>
-        <w:rPr>
-          <w:rFonts w:hint="eastAsia"/>
-          <w:color w:val="0F0F0F"/>
-          <w:szCs w:val="28"/>
-        </w:rPr>
-        <w:t>寫信或題字用的紙。【例】紅箋、錦箋</w:t>
-      </w:r>
-    </w:p>
-    <w:p>
-      <w:pPr>
-        <w:pStyle w:val="aa"/>
-        <w:numPr>
-          <w:ilvl w:val="0"/>
-          <w:numId w:val="35"/>
-        </w:numPr>
-        <w:spacing w:after="0" w:line="480" w:lineRule="exact"/>
-        <w:ind w:leftChars="0" w:right="0"/>
-        <w:rPr>
-          <w:color w:val="0F0F0F"/>
-          <w:szCs w:val="28"/>
-        </w:rPr>
-      </w:pPr>
-      <w:r>
-        <w:rPr>
-          <w:rFonts w:hint="eastAsia"/>
-          <w:color w:val="0F0F0F"/>
-          <w:szCs w:val="28"/>
-        </w:rPr>
-        <w:t>書信、信札。【例】</w:t>
-      </w:r>
-      <w:bookmarkStart w:id="0" w:name="_Hlk131837706"/>
-      <w:r>
-        <w:rPr>
-          <w:rFonts w:hint="eastAsia"/>
-          <w:color w:val="0F0F0F"/>
-          <w:szCs w:val="28"/>
-        </w:rPr>
-        <w:t>瑤</w:t>
-      </w:r>
-      <w:r>
-        <w:rPr>
-          <w:rFonts w:hint="eastAsia"/>
-          <w:color w:val="0F0F0F"/>
-          <w:szCs w:val="28"/>
-        </w:rPr>
-        <w:t>(</w:t>
-      </w:r>
-      <w:r>
-        <w:rPr>
-          <w:rFonts w:hint="eastAsia"/>
-          <w:color w:val="FF0000"/>
-          <w:sz w:val="16"/>
-          <w:szCs w:val="16"/>
-        </w:rPr>
-        <w:t>ㄧㄠ</w:t>
-      </w:r>
-      <w:r>
-        <w:rPr>
-          <w:rFonts w:hint="eastAsia"/>
-          <w:color w:val="FF0000"/>
-          <w:sz w:val="16"/>
-          <w:szCs w:val="16"/>
-        </w:rPr>
-        <w:t>ˊ</w:t>
-      </w:r>
-      <w:r>
-        <w:rPr>
-          <w:rFonts w:hint="eastAsia"/>
-          <w:color w:val="0F0F0F"/>
-          <w:szCs w:val="28"/>
-        </w:rPr>
-        <w:t>)</w:t>
-      </w:r>
-      <w:r>
-        <w:rPr>
-          <w:rFonts w:hint="eastAsia"/>
-          <w:color w:val="0F0F0F"/>
-          <w:szCs w:val="28"/>
-        </w:rPr>
-        <w:t>箋</w:t>
-      </w:r>
-      <w:bookmarkEnd w:id="0"/>
-      <w:r>
-        <w:rPr>
-          <w:rFonts w:hint="eastAsia"/>
-          <w:color w:val="0F0F0F"/>
-          <w:szCs w:val="28"/>
-        </w:rPr>
-        <w:t>、短箋</w:t>
-      </w:r>
-    </w:p>
-    <w:p>
-      <w:pPr>
-        <w:pStyle w:val="aa"/>
-        <w:spacing w:after="0" w:line="480" w:lineRule="exact"/>
-        <w:ind w:leftChars="0" w:left="960" w:right="0" w:firstLine="0"/>
-        <w:rPr>
-          <w:color w:val="0F0F0F"/>
-          <w:szCs w:val="28"/>
-        </w:rPr>
-      </w:pPr>
-      <w:r>
-        <w:rPr>
-          <w:rFonts w:hint="eastAsia"/>
-          <w:color w:val="0F0F0F"/>
-          <w:szCs w:val="28"/>
-        </w:rPr>
-        <w:t>瑤箋</w:t>
-      </w:r>
-      <w:r>
-        <w:rPr>
-          <w:rFonts w:hint="eastAsia"/>
-          <w:color w:val="0F0F0F"/>
-          <w:szCs w:val="28"/>
-        </w:rPr>
-        <w:t>：</w:t>
-      </w:r>
-      <w:r>
-        <w:rPr>
-          <w:rFonts w:hint="eastAsia"/>
-          <w:color w:val="0F0F0F"/>
-          <w:szCs w:val="28"/>
-        </w:rPr>
-        <w:t>尊稱他人的信函。也作「瑤函」、「瑤緘」、「瑤札」。</w:t>
-      </w:r>
-    </w:p>
-    <w:p>
-      <w:pPr>
-        <w:pStyle w:val="aa"/>
-        <w:numPr>
-          <w:ilvl w:val="0"/>
-          <w:numId w:val="35"/>
-        </w:numPr>
-        <w:spacing w:after="0" w:line="480" w:lineRule="exact"/>
-        <w:ind w:leftChars="0" w:right="0"/>
-        <w:rPr>
-          <w:color w:val="0F0F0F"/>
-          <w:szCs w:val="28"/>
-        </w:rPr>
-      </w:pPr>
-      <w:r>
-        <w:rPr>
-          <w:rFonts w:hint="eastAsia"/>
-          <w:color w:val="0F0F0F"/>
-          <w:szCs w:val="28"/>
-        </w:rPr>
-        <w:t>經傳的注釋。【例】箋注</w:t>
-      </w:r>
-      <w:r>
-        <w:rPr>
-          <w:rFonts w:hint="eastAsia"/>
-          <w:color w:val="0F0F0F"/>
-          <w:szCs w:val="28"/>
-        </w:rPr>
-        <w:t>寫出。</w:t>
-      </w:r>
-    </w:p>
-    <w:p>
-      <w:pPr>
-        <w:pStyle w:val="aa"/>
-        <w:numPr>
-          <w:ilvl w:val="0"/>
-          <w:numId w:val="35"/>
-        </w:numPr>
-        <w:spacing w:after="0" w:line="480" w:lineRule="exact"/>
-        <w:ind w:leftChars="0" w:right="0"/>
-        <w:rPr>
-          <w:rFonts w:hint="eastAsia"/>
-          <w:color w:val="0F0F0F"/>
-          <w:szCs w:val="28"/>
-        </w:rPr>
-      </w:pPr>
-      <w:r>
-        <w:rPr>
-          <w:rFonts w:hint="eastAsia"/>
-          <w:color w:val="0F0F0F"/>
-          <w:szCs w:val="28"/>
-        </w:rPr>
-        <w:t>這裡</w:t>
-      </w:r>
-      <w:r>
-        <w:rPr>
-          <w:rFonts w:hint="eastAsia"/>
-          <w:color w:val="0F0F0F"/>
-          <w:szCs w:val="28"/>
-        </w:rPr>
-        <w:t>指</w:t>
-      </w:r>
-      <w:r>
-        <w:rPr>
-          <w:rFonts w:hint="eastAsia"/>
-          <w:color w:val="0F0F0F"/>
-          <w:szCs w:val="28"/>
-        </w:rPr>
-        <w:t>寫信、寫出。</w:t>
+        <w:t>信箋、書信。指寫信或書寫信紙，在這裡是用來表達「想要寫信訴說心事」。</w:t>
       </w:r>
     </w:p>
     <w:p>
@@ -518,8 +324,9 @@
           <w:ilvl w:val="0"/>
           <w:numId w:val="18"/>
         </w:numPr>
-        <w:spacing w:after="0" w:line="480" w:lineRule="exact"/>
-        <w:ind w:leftChars="0" w:left="482" w:right="0" w:hanging="482"/>
+        <w:spacing w:after="0" w:line="440" w:lineRule="exact"/>
+        <w:ind w:leftChars="0" w:left="284" w:right="0" w:hanging="284"/>
+        <w:jc w:val="both"/>
         <w:rPr>
           <w:color w:val="0F0F0F"/>
           <w:szCs w:val="28"/>
@@ -531,23 +338,14 @@
           <w:color w:val="0F0F0F"/>
           <w:szCs w:val="28"/>
         </w:rPr>
-        <w:t>斜闌：指</w:t>
-      </w:r>
-      <w:r>
-        <w:rPr>
-          <w:rFonts w:hint="eastAsia"/>
+        <w:t>斜闌：</w:t>
+      </w:r>
+      <w:r>
+        <w:rPr>
           <w:color w:val="0F0F0F"/>
           <w:szCs w:val="28"/>
         </w:rPr>
-        <w:t>欄杆</w:t>
-      </w:r>
-      <w:r>
-        <w:rPr>
-          <w:rFonts w:hint="eastAsia"/>
-          <w:color w:val="0F0F0F"/>
-          <w:szCs w:val="28"/>
-        </w:rPr>
-        <w:t>。</w:t>
+        <w:t>指獨自一人斜靠著欄杆，呈現出孤獨、落寞、無依無靠的姿態。</w:t>
       </w:r>
     </w:p>
     <w:p>
@@ -557,8 +355,9 @@
           <w:ilvl w:val="0"/>
           <w:numId w:val="18"/>
         </w:numPr>
-        <w:spacing w:after="0" w:line="480" w:lineRule="exact"/>
-        <w:ind w:leftChars="0" w:left="482" w:right="0" w:hanging="482"/>
+        <w:spacing w:after="0" w:line="440" w:lineRule="exact"/>
+        <w:ind w:leftChars="0" w:left="284" w:right="0" w:hanging="284"/>
+        <w:jc w:val="both"/>
         <w:rPr>
           <w:color w:val="0F0F0F"/>
           <w:szCs w:val="28"/>
@@ -566,11 +365,10 @@
       </w:pPr>
       <w:r>
         <w:rPr>
-          <w:rFonts w:hint="eastAsia"/>
           <w:color w:val="0F0F0F"/>
           <w:szCs w:val="28"/>
         </w:rPr>
-        <w:t>病魂一句：描寫精神憂惚</w:t>
+        <w:t>病魂常似鞦韆索</w:t>
       </w:r>
       <w:r>
         <w:rPr>
@@ -578,84 +376,14 @@
           <w:color w:val="0F0F0F"/>
           <w:szCs w:val="28"/>
         </w:rPr>
-        <w:t>(</w:t>
-      </w:r>
-      <w:r>
-        <w:rPr>
-          <w:rFonts w:hint="eastAsia"/>
-          <w:color w:val="FF0000"/>
-          <w:sz w:val="16"/>
-          <w:szCs w:val="16"/>
-        </w:rPr>
-        <w:t>ㄏㄨ</w:t>
-      </w:r>
-      <w:r>
-        <w:rPr>
-          <w:rFonts w:hint="eastAsia"/>
+        <w:t>：</w:t>
+      </w:r>
+      <w:r>
+        <w:rPr>
           <w:color w:val="0F0F0F"/>
           <w:szCs w:val="28"/>
         </w:rPr>
-        <w:t>)</w:t>
-      </w:r>
-      <w:r>
-        <w:rPr>
-          <w:rFonts w:hint="eastAsia"/>
-          <w:color w:val="0F0F0F"/>
-          <w:szCs w:val="28"/>
-        </w:rPr>
-        <w:t>，似飄蕩不定的鞦韆索</w:t>
-      </w:r>
-      <w:r>
-        <w:rPr>
-          <w:rFonts w:hint="eastAsia"/>
-          <w:color w:val="0F0F0F"/>
-          <w:szCs w:val="28"/>
-        </w:rPr>
-        <w:t>(指</w:t>
-      </w:r>
-      <w:r>
-        <w:rPr>
-          <w:rFonts w:hint="eastAsia"/>
-          <w:color w:val="0F0F0F"/>
-          <w:szCs w:val="28"/>
-        </w:rPr>
-        <w:t>搖擺不定</w:t>
-      </w:r>
-      <w:r>
-        <w:rPr>
-          <w:rFonts w:hint="eastAsia"/>
-          <w:color w:val="0F0F0F"/>
-          <w:szCs w:val="28"/>
-        </w:rPr>
-        <w:t>)</w:t>
-      </w:r>
-      <w:r>
-        <w:rPr>
-          <w:rFonts w:hint="eastAsia"/>
-          <w:color w:val="0F0F0F"/>
-          <w:szCs w:val="28"/>
-        </w:rPr>
-        <w:t>。</w:t>
-      </w:r>
-    </w:p>
-    <w:p>
-      <w:pPr>
-        <w:pStyle w:val="aa"/>
-        <w:spacing w:after="0" w:line="480" w:lineRule="exact"/>
-        <w:ind w:leftChars="0" w:left="482" w:right="0" w:firstLine="0"/>
-        <w:rPr>
-          <w:rFonts w:hint="eastAsia"/>
-          <w:color w:val="0F0F0F"/>
-          <w:szCs w:val="28"/>
-        </w:rPr>
-      </w:pPr>
-      <w:r>
-        <w:rPr>
-          <w:rFonts w:hint="eastAsia"/>
-          <w:color w:val="0F0F0F"/>
-          <w:szCs w:val="28"/>
-        </w:rPr>
-        <w:t>憂：擔心、焦慮、煩惱。惚：精神不集中、意識不清的樣子。</w:t>
+        <w:t>因生病或過度憂傷而恍惚的靈魂，就像那孤零零懸掛在半空、隨風晃動的鞦韆繩索一樣。形容內心因痛苦而飄搖不定、無所依歸、心神不寧的狀態。</w:t>
       </w:r>
     </w:p>
     <w:p>
@@ -665,20 +393,28 @@
           <w:ilvl w:val="0"/>
           <w:numId w:val="18"/>
         </w:numPr>
-        <w:spacing w:after="0" w:line="480" w:lineRule="exact"/>
-        <w:ind w:leftChars="0" w:left="482" w:right="0" w:hanging="482"/>
-        <w:rPr>
-          <w:sz w:val="32"/>
-          <w:szCs w:val="32"/>
-        </w:rPr>
-      </w:pPr>
-      <w:r>
-        <w:rPr>
-          <w:rFonts w:hint="eastAsia"/>
+        <w:spacing w:after="0" w:line="440" w:lineRule="exact"/>
+        <w:ind w:leftChars="0" w:left="284" w:right="0" w:hanging="284"/>
+        <w:jc w:val="both"/>
+        <w:rPr>
           <w:color w:val="0F0F0F"/>
           <w:szCs w:val="28"/>
         </w:rPr>
-        <w:t>闌珊：衰殘，將盡。</w:t>
+      </w:pPr>
+      <w:r>
+        <w:rPr>
+          <w:rFonts w:hint="eastAsia"/>
+          <w:color w:val="0F0F0F"/>
+          <w:szCs w:val="28"/>
+        </w:rPr>
+        <w:t>闌珊：</w:t>
+      </w:r>
+      <w:r>
+        <w:rPr>
+          <w:color w:val="0F0F0F"/>
+          <w:szCs w:val="28"/>
+        </w:rPr>
+        <w:t>將盡、將要衰殘。指夜色深沉、殘夜將盡、天快要亮的時候，營造出一種淒涼孤寂的氛圍。</w:t>
       </w:r>
     </w:p>
     <w:p>
@@ -704,6 +440,7 @@
       <w:pPr>
         <w:spacing w:after="0" w:line="480" w:lineRule="exact"/>
         <w:ind w:left="0" w:right="0" w:firstLine="0"/>
+        <w:jc w:val="both"/>
         <w:rPr>
           <w:szCs w:val="28"/>
         </w:rPr>
@@ -917,6 +654,7 @@
       <w:pPr>
         <w:spacing w:after="0" w:line="480" w:lineRule="exact"/>
         <w:ind w:left="0" w:right="0" w:firstLine="0"/>
+        <w:jc w:val="both"/>
         <w:rPr>
           <w:szCs w:val="28"/>
         </w:rPr>
@@ -1089,6 +827,7 @@
       <w:pPr>
         <w:spacing w:after="0" w:line="480" w:lineRule="exact"/>
         <w:ind w:left="-6" w:right="0" w:hanging="11"/>
+        <w:jc w:val="both"/>
         <w:rPr>
           <w:bCs/>
           <w:szCs w:val="28"/>
@@ -1109,7 +848,7 @@
           <w:szCs w:val="28"/>
           <w:u w:val="single"/>
         </w:rPr>
-        <w:t>陸游</w:t>
+        <w:t>南宋</w:t>
       </w:r>
       <w:r>
         <w:rPr>
@@ -1117,11 +856,12 @@
           <w:bCs/>
           <w:szCs w:val="28"/>
         </w:rPr>
-        <w:t>二十歲與</w:t>
-      </w:r>
-      <w:r>
-        <w:rPr>
-          <w:rFonts w:hint="eastAsia"/>
+        <w:t>才女</w:t>
+      </w:r>
+      <w:r>
+        <w:rPr>
+          <w:rFonts w:hint="eastAsia"/>
+          <w:bCs/>
           <w:szCs w:val="28"/>
           <w:u w:val="single"/>
         </w:rPr>
@@ -1133,15 +873,15 @@
           <w:bCs/>
           <w:szCs w:val="28"/>
         </w:rPr>
-        <w:t>結婚。婚後三年，其母以未有子為由，逼其與</w:t>
-      </w:r>
-      <w:r>
-        <w:rPr>
-          <w:rFonts w:hint="eastAsia"/>
-          <w:szCs w:val="28"/>
-          <w:u w:val="single"/>
-        </w:rPr>
-        <w:t>唐琬</w:t>
+        <w:t>的《釵頭鳳·世情薄》是一首泣血的</w:t>
+      </w:r>
+      <w:r>
+        <w:rPr>
+          <w:rFonts w:hint="eastAsia"/>
+          <w:b/>
+          <w:szCs w:val="28"/>
+        </w:rPr>
+        <w:t>悼亡</w:t>
       </w:r>
       <w:r>
         <w:rPr>
@@ -1149,66 +889,31 @@
           <w:bCs/>
           <w:szCs w:val="28"/>
         </w:rPr>
-        <w:t>離婚。</w:t>
+        <w:t>與控訴之作。全詞以極其濃烈的悲劇色彩，將</w:t>
+      </w:r>
+      <w:r>
+        <w:rPr>
+          <w:rFonts w:hint="eastAsia"/>
+          <w:b/>
+          <w:szCs w:val="28"/>
+        </w:rPr>
+        <w:t>封建禮教</w:t>
       </w:r>
       <w:r>
         <w:rPr>
           <w:rFonts w:hint="eastAsia"/>
           <w:bCs/>
           <w:szCs w:val="28"/>
-          <w:u w:val="single"/>
-        </w:rPr>
-        <w:t>陸</w:t>
-      </w:r>
-      <w:r>
-        <w:rPr>
-          <w:rFonts w:hint="eastAsia"/>
-          <w:bCs/>
-          <w:szCs w:val="28"/>
-        </w:rPr>
-        <w:t>母為其續娶</w:t>
-      </w:r>
-      <w:r>
-        <w:rPr>
-          <w:rFonts w:hint="eastAsia"/>
-          <w:bCs/>
-          <w:szCs w:val="28"/>
-          <w:u w:val="single"/>
-        </w:rPr>
-        <w:t>王</w:t>
-      </w:r>
-      <w:r>
-        <w:rPr>
-          <w:rFonts w:hint="eastAsia"/>
-          <w:bCs/>
-          <w:szCs w:val="28"/>
-        </w:rPr>
-        <w:t>氏，而</w:t>
-      </w:r>
-      <w:r>
-        <w:rPr>
-          <w:rFonts w:hint="eastAsia"/>
-          <w:szCs w:val="28"/>
-          <w:u w:val="single"/>
-        </w:rPr>
-        <w:t>唐琬</w:t>
-      </w:r>
-      <w:r>
-        <w:rPr>
-          <w:rFonts w:hint="eastAsia"/>
-          <w:bCs/>
-          <w:szCs w:val="28"/>
-        </w:rPr>
-        <w:t>則奉家命改嫁同郡宗子</w:t>
-      </w:r>
-      <w:r>
-        <w:rPr>
-          <w:rFonts w:hint="eastAsia"/>
-          <w:bCs/>
-          <w:szCs w:val="28"/>
-          <w:u w:val="single"/>
-        </w:rPr>
-        <w:t>趙士程</w:t>
+        </w:rPr>
+        <w:t>下的婚姻悲劇、個人命運的無奈以及刻骨銘心的相思，展現得</w:t>
+      </w:r>
+      <w:r>
+        <w:rPr>
+          <w:rFonts w:hint="eastAsia"/>
+          <w:b/>
+          <w:szCs w:val="28"/>
+        </w:rPr>
+        <w:t>淋漓盡致</w:t>
       </w:r>
       <w:r>
         <w:rPr>
@@ -1223,6 +928,7 @@
       <w:pPr>
         <w:spacing w:after="0" w:line="480" w:lineRule="exact"/>
         <w:ind w:left="-6" w:right="0" w:hanging="11"/>
+        <w:jc w:val="both"/>
         <w:rPr>
           <w:bCs/>
           <w:szCs w:val="28"/>
@@ -1234,247 +940,84 @@
           <w:bCs/>
           <w:szCs w:val="28"/>
         </w:rPr>
-        <w:t xml:space="preserve">    </w:t>
+        <w:t xml:space="preserve">　　</w:t>
       </w:r>
       <w:r>
         <w:rPr>
           <w:rFonts w:hint="eastAsia"/>
           <w:bCs/>
           <w:szCs w:val="28"/>
-          <w:u w:val="single"/>
-        </w:rPr>
-        <w:t>紹興</w:t>
-      </w:r>
-      <w:r>
-        <w:rPr>
-          <w:rFonts w:hint="eastAsia"/>
+        </w:rPr>
+        <w:t>全詞分上下兩闋，層層推進悲情。上闋從外在環境寫到內心世界。「世情薄，人情惡</w:t>
+      </w:r>
+      <w:r>
+        <w:rPr>
           <w:bCs/>
           <w:szCs w:val="28"/>
         </w:rPr>
-        <w:t>二十五年（</w:t>
-      </w:r>
-      <w:r>
-        <w:rPr>
+        <w:br/>
+      </w:r>
+      <w:r>
+        <w:rPr>
+          <w:rFonts w:hint="eastAsia"/>
           <w:bCs/>
           <w:szCs w:val="28"/>
         </w:rPr>
-        <w:t>1155），</w:t>
-      </w:r>
-      <w:r>
-        <w:rPr>
+        <w:t>」開篇即以</w:t>
+      </w:r>
+      <w:r>
+        <w:rPr>
+          <w:rFonts w:hint="eastAsia"/>
+          <w:b/>
+          <w:szCs w:val="28"/>
+        </w:rPr>
+        <w:t>振聾發聵</w:t>
+      </w:r>
+      <w:r>
+        <w:rPr>
+          <w:rFonts w:hint="eastAsia"/>
           <w:bCs/>
           <w:szCs w:val="28"/>
-          <w:u w:val="single"/>
-        </w:rPr>
-        <w:t>陸游</w:t>
-      </w:r>
-      <w:r>
-        <w:rPr>
+        </w:rPr>
+        <w:t>之筆，</w:t>
+      </w:r>
+      <w:r>
+        <w:rPr>
+          <w:rFonts w:hint="eastAsia"/>
+          <w:b/>
+          <w:szCs w:val="28"/>
+        </w:rPr>
+        <w:t>冷峻</w:t>
+      </w:r>
+      <w:r>
+        <w:rPr>
+          <w:rFonts w:hint="eastAsia"/>
           <w:bCs/>
           <w:szCs w:val="28"/>
         </w:rPr>
-        <w:t>三十一歲時，偶到</w:t>
+        <w:t>地控訴了世態的炎涼與人情的殘酷，這不僅是對社會現實的批判，也是對拆散美滿姻緣的無情家族壓力的悲憤抗議。接著，「雨送黃昏花易落</w:t>
       </w:r>
       <w:r>
         <w:rPr>
           <w:bCs/>
           <w:szCs w:val="28"/>
-          <w:u w:val="single"/>
-        </w:rPr>
-        <w:t>紹興</w:t>
-      </w:r>
-      <w:r>
-        <w:rPr>
+        </w:rPr>
+        <w:br/>
+      </w:r>
+      <w:r>
+        <w:rPr>
+          <w:rFonts w:hint="eastAsia"/>
           <w:bCs/>
           <w:szCs w:val="28"/>
         </w:rPr>
-        <w:t>有名的</w:t>
-      </w:r>
-      <w:r>
-        <w:rPr>
-          <w:bCs/>
-          <w:szCs w:val="28"/>
-          <w:u w:val="single"/>
-        </w:rPr>
-        <w:t>沈園</w:t>
-      </w:r>
-      <w:r>
-        <w:rPr>
-          <w:bCs/>
-          <w:szCs w:val="28"/>
-        </w:rPr>
-        <w:t>去遊玩，卻</w:t>
-      </w:r>
-      <w:r>
-        <w:rPr>
-          <w:rFonts w:hint="eastAsia"/>
-          <w:bCs/>
-          <w:szCs w:val="28"/>
-        </w:rPr>
-        <w:t>在</w:t>
-      </w:r>
-      <w:r>
-        <w:rPr>
-          <w:bCs/>
-          <w:szCs w:val="28"/>
-        </w:rPr>
-        <w:t>這裡遇見了</w:t>
-      </w:r>
-      <w:r>
-        <w:rPr>
-          <w:rFonts w:hint="eastAsia"/>
-          <w:szCs w:val="28"/>
-          <w:u w:val="single"/>
-        </w:rPr>
-        <w:t>唐琬</w:t>
-      </w:r>
-      <w:r>
-        <w:rPr>
-          <w:bCs/>
-          <w:szCs w:val="28"/>
-        </w:rPr>
-        <w:t>、</w:t>
-      </w:r>
-      <w:r>
-        <w:rPr>
-          <w:bCs/>
-          <w:szCs w:val="28"/>
-          <w:u w:val="single"/>
-        </w:rPr>
-        <w:t>趙士程</w:t>
-      </w:r>
-      <w:r>
-        <w:rPr>
-          <w:bCs/>
-          <w:szCs w:val="28"/>
-        </w:rPr>
-        <w:t>。</w:t>
-      </w:r>
-      <w:r>
-        <w:rPr>
-          <w:rFonts w:hint="eastAsia"/>
-          <w:szCs w:val="28"/>
-          <w:u w:val="single"/>
-        </w:rPr>
-        <w:t>唐琬</w:t>
-      </w:r>
-      <w:r>
-        <w:rPr>
-          <w:bCs/>
-          <w:szCs w:val="28"/>
-        </w:rPr>
-        <w:t>即遣人將黃封酒、果饌送到</w:t>
-      </w:r>
-      <w:r>
-        <w:rPr>
-          <w:bCs/>
-          <w:szCs w:val="28"/>
-          <w:u w:val="single"/>
-        </w:rPr>
-        <w:t>陸游</w:t>
-      </w:r>
-      <w:r>
-        <w:rPr>
-          <w:bCs/>
-          <w:szCs w:val="28"/>
-        </w:rPr>
-        <w:t>面前，請</w:t>
-      </w:r>
-      <w:r>
-        <w:rPr>
-          <w:bCs/>
-          <w:szCs w:val="28"/>
-          <w:u w:val="single"/>
-        </w:rPr>
-        <w:t>陸</w:t>
-      </w:r>
-      <w:r>
-        <w:rPr>
-          <w:bCs/>
-          <w:szCs w:val="28"/>
-        </w:rPr>
-        <w:t>食用。一別八九年，心戀從未中斷，</w:t>
-      </w:r>
-      <w:r>
-        <w:rPr>
-          <w:bCs/>
-          <w:szCs w:val="28"/>
-          <w:u w:val="single"/>
-        </w:rPr>
-        <w:t>陸游</w:t>
-      </w:r>
-      <w:r>
-        <w:rPr>
-          <w:bCs/>
-          <w:szCs w:val="28"/>
-        </w:rPr>
-        <w:t>「悵然久之」，於是在園內壁上題了千古絕唱的《釵頭鳳》一詞，愴然而別。</w:t>
-      </w:r>
-      <w:r>
-        <w:rPr>
-          <w:rFonts w:hint="eastAsia"/>
-          <w:szCs w:val="28"/>
-          <w:u w:val="single"/>
-        </w:rPr>
-        <w:t>唐琬</w:t>
-      </w:r>
-      <w:r>
-        <w:rPr>
-          <w:bCs/>
-          <w:szCs w:val="28"/>
-        </w:rPr>
-        <w:t>再一次來到</w:t>
-      </w:r>
-      <w:r>
-        <w:rPr>
-          <w:bCs/>
-          <w:szCs w:val="28"/>
-          <w:u w:val="single"/>
-        </w:rPr>
-        <w:t>沈園</w:t>
-      </w:r>
-      <w:r>
-        <w:rPr>
-          <w:bCs/>
-          <w:szCs w:val="28"/>
-        </w:rPr>
-        <w:t>，徘徊在曲徑迴廊之間，忽然瞥見</w:t>
-      </w:r>
-      <w:r>
-        <w:rPr>
-          <w:bCs/>
-          <w:szCs w:val="28"/>
-          <w:u w:val="single"/>
-        </w:rPr>
-        <w:t>陸游</w:t>
-      </w:r>
-      <w:r>
-        <w:rPr>
-          <w:bCs/>
-          <w:szCs w:val="28"/>
-        </w:rPr>
-        <w:t>的題詞。反覆吟誦，想起往日二人詩詞唱和的情景不由得淚流滿面心潮起伏，不知不覺中和了這首詞，題在</w:t>
-      </w:r>
-      <w:r>
-        <w:rPr>
-          <w:bCs/>
-          <w:szCs w:val="28"/>
-          <w:u w:val="single"/>
-        </w:rPr>
-        <w:t>陸游</w:t>
-      </w:r>
-      <w:r>
-        <w:rPr>
-          <w:bCs/>
-          <w:szCs w:val="28"/>
-        </w:rPr>
-        <w:t>的詞後，不久即鬱悶愁怨而死。</w:t>
+        <w:t>」借景抒情，黃昏風雨摧花，正是她青春凋謝、生命枯萎的寫照。「曉風乾，淚痕殘」短短六字，極具畫面感：清晨寒風吹乾了淚水，但淚痕猶存，道盡了長夜無眠的痛苦。想寫信訴說心事，卻無人可寄，只能「獨語斜闌」，最後以三個「難」字收結，將那種無處訴說、無力回天的絕望感推向高潮。</w:t>
       </w:r>
     </w:p>
     <w:p>
       <w:pPr>
         <w:spacing w:after="0" w:line="480" w:lineRule="exact"/>
         <w:ind w:left="-6" w:right="0" w:hanging="11"/>
+        <w:jc w:val="both"/>
         <w:rPr>
           <w:bCs/>
           <w:szCs w:val="28"/>
@@ -1486,16 +1029,23 @@
           <w:bCs/>
           <w:szCs w:val="28"/>
         </w:rPr>
-        <w:t xml:space="preserve">    </w:t>
+        <w:t xml:space="preserve">　　</w:t>
       </w:r>
       <w:r>
         <w:rPr>
           <w:rFonts w:hint="eastAsia"/>
           <w:bCs/>
           <w:szCs w:val="28"/>
-          <w:u w:val="single"/>
-        </w:rPr>
-        <w:t>陸游</w:t>
+        </w:rPr>
+        <w:t>下闋則轉入更深層的精神折磨。「人成各，今非昨」點出物是人非、聚散離合的殘酷現實。隨後，「病魂常似鞦韆索」是全詞最妙的比喻，將因病與憂思交織而</w:t>
+      </w:r>
+      <w:r>
+        <w:rPr>
+          <w:rFonts w:hint="eastAsia"/>
+          <w:b/>
+          <w:szCs w:val="28"/>
+        </w:rPr>
+        <w:t>恍惚</w:t>
       </w:r>
       <w:r>
         <w:rPr>
@@ -1503,193 +1053,14 @@
           <w:bCs/>
           <w:szCs w:val="28"/>
         </w:rPr>
-        <w:t>和</w:t>
-      </w:r>
-      <w:r>
-        <w:rPr>
-          <w:rFonts w:hint="eastAsia"/>
-          <w:szCs w:val="28"/>
-          <w:u w:val="single"/>
-        </w:rPr>
-        <w:t>唐琬</w:t>
-      </w:r>
-      <w:r>
-        <w:rPr>
-          <w:rFonts w:hint="eastAsia"/>
-          <w:bCs/>
-          <w:szCs w:val="28"/>
-        </w:rPr>
-        <w:t>的愛情悲劇，給</w:t>
-      </w:r>
-      <w:r>
-        <w:rPr>
-          <w:rFonts w:hint="eastAsia"/>
-          <w:szCs w:val="28"/>
-          <w:u w:val="single"/>
-        </w:rPr>
-        <w:t>唐琬</w:t>
-      </w:r>
-      <w:r>
-        <w:rPr>
-          <w:rFonts w:hint="eastAsia"/>
-          <w:bCs/>
-          <w:szCs w:val="28"/>
-        </w:rPr>
-        <w:t>帶來了致命的打擊。如果說，在</w:t>
-      </w:r>
-      <w:r>
-        <w:rPr>
-          <w:rFonts w:hint="eastAsia"/>
-          <w:bCs/>
-          <w:szCs w:val="28"/>
-          <w:u w:val="single"/>
-        </w:rPr>
-        <w:t>沈園</w:t>
-      </w:r>
-      <w:r>
-        <w:rPr>
-          <w:rFonts w:hint="eastAsia"/>
-          <w:bCs/>
-          <w:szCs w:val="28"/>
-        </w:rPr>
-        <w:t>相會之前，</w:t>
-      </w:r>
-      <w:r>
-        <w:rPr>
-          <w:rFonts w:hint="eastAsia"/>
-          <w:szCs w:val="28"/>
-          <w:u w:val="single"/>
-        </w:rPr>
-        <w:t>唐琬</w:t>
-      </w:r>
-      <w:r>
-        <w:rPr>
-          <w:rFonts w:hint="eastAsia"/>
-          <w:bCs/>
-          <w:szCs w:val="28"/>
-        </w:rPr>
-        <w:t>還能勉強靠著「瞞」而「咽淚裝歡」地痛苦煎熬著的話；那麼，與</w:t>
-      </w:r>
-      <w:r>
-        <w:rPr>
-          <w:rFonts w:hint="eastAsia"/>
-          <w:bCs/>
-          <w:szCs w:val="28"/>
-          <w:u w:val="single"/>
-        </w:rPr>
-        <w:t>陸游</w:t>
-      </w:r>
-      <w:r>
-        <w:rPr>
-          <w:rFonts w:hint="eastAsia"/>
-          <w:bCs/>
-          <w:szCs w:val="28"/>
-        </w:rPr>
-        <w:t>的</w:t>
-      </w:r>
-      <w:r>
-        <w:rPr>
-          <w:rFonts w:hint="eastAsia"/>
-          <w:bCs/>
-          <w:szCs w:val="28"/>
-          <w:u w:val="single"/>
-        </w:rPr>
-        <w:t>沈園</w:t>
-      </w:r>
-      <w:r>
-        <w:rPr>
-          <w:rFonts w:hint="eastAsia"/>
-          <w:bCs/>
-          <w:szCs w:val="28"/>
-        </w:rPr>
-        <w:t>相會之後，她就再也撐不住了，「幾年離索」中強壓強忍的對</w:t>
-      </w:r>
-      <w:r>
-        <w:rPr>
-          <w:rFonts w:hint="eastAsia"/>
-          <w:bCs/>
-          <w:szCs w:val="28"/>
-          <w:u w:val="single"/>
-        </w:rPr>
-        <w:t>陸</w:t>
-      </w:r>
-      <w:r>
-        <w:rPr>
-          <w:rFonts w:hint="eastAsia"/>
-          <w:bCs/>
-          <w:szCs w:val="28"/>
-        </w:rPr>
-        <w:t>的思戀之情，如決堤洪水，無法自制，終於身心俱毀，「似鞦韆索」般的一縷遊魂斷了，「</w:t>
-      </w:r>
-      <w:r>
-        <w:rPr>
-          <w:rFonts w:hint="eastAsia"/>
-          <w:b/>
-          <w:szCs w:val="28"/>
-        </w:rPr>
-        <w:t>怏怏</w:t>
-      </w:r>
-      <w:r>
-        <w:rPr>
-          <w:rFonts w:hint="eastAsia"/>
-          <w:bCs/>
-          <w:szCs w:val="28"/>
-        </w:rPr>
-        <w:t>而卒」，帶著深深的恨與誠摯的愛，</w:t>
-      </w:r>
-      <w:r>
-        <w:rPr>
-          <w:rFonts w:hint="eastAsia"/>
-          <w:b/>
-          <w:szCs w:val="28"/>
-        </w:rPr>
-        <w:t>撒手人寰</w:t>
-      </w:r>
-      <w:r>
-        <w:rPr>
-          <w:rFonts w:hint="eastAsia"/>
-          <w:bCs/>
-          <w:szCs w:val="28"/>
-        </w:rPr>
-        <w:t>。可以說，這首《釵頭鳳》是</w:t>
-      </w:r>
-      <w:r>
-        <w:rPr>
-          <w:rFonts w:hint="eastAsia"/>
-          <w:szCs w:val="28"/>
-          <w:u w:val="single"/>
-        </w:rPr>
-        <w:t>唐琬</w:t>
-      </w:r>
-      <w:r>
-        <w:rPr>
-          <w:rFonts w:hint="eastAsia"/>
-          <w:bCs/>
-          <w:szCs w:val="28"/>
-        </w:rPr>
-        <w:t>的</w:t>
-      </w:r>
-      <w:r>
-        <w:rPr>
-          <w:rFonts w:hint="eastAsia"/>
-          <w:b/>
-          <w:szCs w:val="28"/>
-        </w:rPr>
-        <w:t>絕命詞</w:t>
-      </w:r>
-      <w:r>
-        <w:rPr>
-          <w:rFonts w:hint="eastAsia"/>
-          <w:bCs/>
-          <w:szCs w:val="28"/>
-        </w:rPr>
-        <w:t>。</w:t>
+        <w:t>空虛的靈魂，比作風中搖晃的鞦韆索，飄搖不定、無所依歸。深夜裡，「角聲寒，夜闌珊」以聽覺襯托環境的淒清，將孤寂感擴大。最令人心碎的是「怕人尋問，咽淚裝歡」，在眾人面前必須強顏歡笑，內心的痛苦卻只能往肚子裡吞。最後以「瞞，瞞，瞞！」作結，這既是對旁人的欺瞞，也是對命運悲劇的無奈妥協與自欺，將一腔苦淚封存於心。</w:t>
       </w:r>
     </w:p>
     <w:p>
       <w:pPr>
         <w:spacing w:after="0" w:line="480" w:lineRule="exact"/>
         <w:ind w:left="-6" w:right="0" w:hanging="11"/>
+        <w:jc w:val="both"/>
         <w:rPr>
           <w:bCs/>
           <w:spacing w:val="-6"/>
@@ -1700,34 +1071,49 @@
         <w:rPr>
           <w:rFonts w:hint="eastAsia"/>
           <w:bCs/>
-          <w:spacing w:val="-6"/>
-          <w:szCs w:val="28"/>
-        </w:rPr>
-        <w:t>(資料來源：</w:t>
-      </w:r>
-      <w:hyperlink r:id="rId9" w:history="1">
-        <w:r>
-          <w:rPr>
-            <w:rStyle w:val="a8"/>
-            <w:bCs/>
-            <w:spacing w:val="-6"/>
-            <w:szCs w:val="28"/>
-          </w:rPr>
-          <w:t>https://kknews.cc/zh-tw/history/z6qqp9l.html</w:t>
-        </w:r>
-      </w:hyperlink>
-      <w:hyperlink r:id="rId10" w:history="1"/>
-      <w:hyperlink r:id="rId11" w:history="1"/>
-      <w:hyperlink r:id="rId12" w:history="1"/>
-      <w:hyperlink r:id="rId13" w:history="1"/>
+          <w:szCs w:val="28"/>
+        </w:rPr>
+        <w:t xml:space="preserve">　　</w:t>
+      </w:r>
       <w:r>
         <w:rPr>
           <w:rFonts w:hint="eastAsia"/>
           <w:bCs/>
-          <w:spacing w:val="-6"/>
-          <w:szCs w:val="28"/>
-        </w:rPr>
-        <w:t>)</w:t>
+          <w:szCs w:val="28"/>
+        </w:rPr>
+        <w:t>這首詞不事雕琢，語言通俗卻直擊人心。</w:t>
+      </w:r>
+      <w:r>
+        <w:rPr>
+          <w:rFonts w:hint="eastAsia"/>
+          <w:bCs/>
+          <w:szCs w:val="28"/>
+          <w:u w:val="single"/>
+        </w:rPr>
+        <w:t>唐琬</w:t>
+      </w:r>
+      <w:r>
+        <w:rPr>
+          <w:rFonts w:hint="eastAsia"/>
+          <w:bCs/>
+          <w:szCs w:val="28"/>
+        </w:rPr>
+        <w:t>將個人的身世之悲、愛恨交織的無奈</w:t>
+      </w:r>
+      <w:r>
+        <w:rPr>
+          <w:bCs/>
+          <w:szCs w:val="28"/>
+        </w:rPr>
+        <w:br/>
+      </w:r>
+      <w:r>
+        <w:rPr>
+          <w:rFonts w:hint="eastAsia"/>
+          <w:bCs/>
+          <w:szCs w:val="28"/>
+        </w:rPr>
+        <w:t>，化為千古流傳的絕唱。每一個字都浸透了血淚，讀來令人動容，堪稱詞苑中哀婉淒絕的瑰寶。</w:t>
       </w:r>
     </w:p>
     <w:p>
@@ -1758,43 +1144,35 @@
           <w:ilvl w:val="0"/>
           <w:numId w:val="1"/>
         </w:numPr>
-        <w:spacing w:line="480" w:lineRule="exact"/>
-        <w:ind w:leftChars="0" w:right="0"/>
-      </w:pPr>
-      <w:r>
-        <w:rPr>
-          <w:rFonts w:hint="eastAsia"/>
-        </w:rPr>
-        <w:t>咫</w:t>
-      </w:r>
-      <w:r>
-        <w:rPr>
-          <w:rFonts w:hint="eastAsia"/>
-          <w:szCs w:val="28"/>
+        <w:spacing w:after="0" w:line="440" w:lineRule="exact"/>
+        <w:ind w:leftChars="0" w:left="284" w:right="0" w:hanging="284"/>
+      </w:pPr>
+      <w:r>
+        <w:t>悼</w:t>
+      </w:r>
+      <w:r>
+        <w:rPr>
+          <w:rFonts w:hint="eastAsia"/>
         </w:rPr>
         <w:t>(</w:t>
       </w:r>
       <w:r>
         <w:rPr>
           <w:rFonts w:hint="eastAsia"/>
-          <w:color w:val="FF0000"/>
+          <w:color w:val="EE0000"/>
           <w:sz w:val="16"/>
           <w:szCs w:val="16"/>
         </w:rPr>
-        <w:t>ㄓˇ</w:t>
-      </w:r>
-      <w:r>
-        <w:rPr>
-          <w:rFonts w:hint="eastAsia"/>
-          <w:szCs w:val="28"/>
+        <w:t>ㄉㄠˋ</w:t>
+      </w:r>
+      <w:r>
+        <w:rPr>
+          <w:rFonts w:hint="eastAsia"/>
         </w:rPr>
         <w:t>)</w:t>
       </w:r>
       <w:r>
-        <w:rPr>
-          <w:rFonts w:hint="eastAsia"/>
-        </w:rPr>
-        <w:t>尺天涯</w:t>
+        <w:t>亡</w:t>
       </w:r>
       <w:r>
         <w:rPr>
@@ -1803,36 +1181,16 @@
         <w:t>：</w:t>
       </w:r>
       <w:r>
-        <w:rPr>
-          <w:rFonts w:hint="eastAsia"/>
-          <w:u w:val="single"/>
-        </w:rPr>
-        <w:t>周代</w:t>
-      </w:r>
-      <w:r>
-        <w:rPr>
-          <w:rFonts w:hint="eastAsia"/>
-        </w:rPr>
-        <w:t>八寸叫咫。咫尺，比喻距離很近。</w:t>
-      </w:r>
-      <w:r>
-        <w:rPr>
-          <w:rFonts w:hint="eastAsia"/>
-        </w:rPr>
-        <w:t>天涯，指極遠的地方。「咫尺天涯」比喻相距雖近，卻如同相隔千里，不能相見。</w:t>
-      </w:r>
-    </w:p>
-    <w:p>
-      <w:pPr>
-        <w:pStyle w:val="aa"/>
-        <w:spacing w:line="480" w:lineRule="exact"/>
-        <w:ind w:leftChars="0" w:right="0" w:firstLine="0"/>
-      </w:pPr>
-      <w:r>
-        <w:rPr>
-          <w:rFonts w:hint="eastAsia"/>
-        </w:rPr>
-        <w:t>【例】人若有緣，天涯咫尺；人若無緣，咫尺天涯。</w:t>
+        <w:t>追悼死者，尤指哀悼死去的配偶或摯愛</w:t>
+      </w:r>
+      <w:r>
+        <w:rPr>
+          <w:rFonts w:hint="eastAsia"/>
+        </w:rPr>
+        <w:t>，</w:t>
+      </w:r>
+      <w:r>
+        <w:t>往往帶有極深的深情與悲痛。</w:t>
       </w:r>
     </w:p>
     <w:p>
@@ -1842,14 +1200,20 @@
           <w:ilvl w:val="0"/>
           <w:numId w:val="1"/>
         </w:numPr>
-        <w:spacing w:line="480" w:lineRule="exact"/>
-        <w:ind w:leftChars="0" w:right="0"/>
-      </w:pPr>
-      <w:r>
-        <w:rPr>
-          <w:rFonts w:hint="eastAsia"/>
-        </w:rPr>
-        <w:t>宗人：同族的人。</w:t>
+        <w:spacing w:after="0" w:line="440" w:lineRule="exact"/>
+        <w:ind w:leftChars="0" w:left="284" w:right="0" w:hanging="284"/>
+      </w:pPr>
+      <w:r>
+        <w:t>封建禮教</w:t>
+      </w:r>
+      <w:r>
+        <w:rPr>
+          <w:rFonts w:hint="eastAsia"/>
+        </w:rPr>
+        <w:t>：</w:t>
+      </w:r>
+      <w:r>
+        <w:t>指封建社會中所形成的道德規範、綱常名教與等級制度（如三綱五常、忠孝節義等）。它不僅是行為規範，更是維護封建統治與家族秩序的思想工具。在歷史悲劇中，它常化為一雙無形的手，嚴格束縛個人的情感與命運，例如以「孝道」或「家族利益」為由干涉婚姻自由，往往成為壓迫個體幸福的元凶。</w:t>
       </w:r>
     </w:p>
     <w:p>
@@ -1859,14 +1223,11 @@
           <w:ilvl w:val="0"/>
           <w:numId w:val="1"/>
         </w:numPr>
-        <w:spacing w:line="480" w:lineRule="exact"/>
-        <w:ind w:leftChars="0" w:right="0"/>
-      </w:pPr>
-      <w:r>
-        <w:rPr>
-          <w:rFonts w:hint="eastAsia"/>
-        </w:rPr>
-        <w:t>怏</w:t>
+        <w:spacing w:after="0" w:line="440" w:lineRule="exact"/>
+        <w:ind w:leftChars="0" w:left="284" w:right="0" w:hanging="284"/>
+      </w:pPr>
+      <w:r>
+        <w:t>淋漓</w:t>
       </w:r>
       <w:r>
         <w:rPr>
@@ -1877,11 +1238,11 @@
       <w:r>
         <w:rPr>
           <w:rFonts w:hint="eastAsia"/>
-          <w:color w:val="FF0000"/>
+          <w:color w:val="EE0000"/>
           <w:sz w:val="16"/>
           <w:szCs w:val="16"/>
         </w:rPr>
-        <w:t>ㄧㄤˋ</w:t>
+        <w:t>ㄌㄧㄣˊ ㄌㄧˊ</w:t>
       </w:r>
       <w:r>
         <w:rPr>
@@ -1890,10 +1251,7 @@
         <w:t>)</w:t>
       </w:r>
       <w:r>
-        <w:rPr>
-          <w:rFonts w:hint="eastAsia"/>
-        </w:rPr>
-        <w:t>怏</w:t>
+        <w:t>盡致</w:t>
       </w:r>
       <w:r>
         <w:rPr>
@@ -1902,10 +1260,7 @@
         <w:t>：</w:t>
       </w:r>
       <w:r>
-        <w:rPr>
-          <w:rFonts w:hint="eastAsia"/>
-        </w:rPr>
-        <w:t>不滿意、不快樂的樣子。</w:t>
+        <w:t>形容文章、表達或情感發揮得十分透徹、充分，毫無保留。</w:t>
       </w:r>
     </w:p>
     <w:p>
@@ -1915,127 +1270,41 @@
           <w:ilvl w:val="0"/>
           <w:numId w:val="1"/>
         </w:numPr>
-        <w:spacing w:line="480" w:lineRule="exact"/>
-        <w:ind w:leftChars="0" w:right="0"/>
-        <w:rPr>
-          <w:bCs/>
-          <w:szCs w:val="28"/>
-        </w:rPr>
-      </w:pPr>
-      <w:r>
-        <w:rPr>
-          <w:rFonts w:hint="eastAsia"/>
-          <w:bCs/>
-          <w:szCs w:val="28"/>
-        </w:rPr>
-        <w:t>撒</w:t>
-      </w:r>
-      <w:r>
-        <w:rPr>
-          <w:rFonts w:hint="eastAsia"/>
-          <w:bCs/>
-          <w:szCs w:val="28"/>
+        <w:spacing w:after="0" w:line="440" w:lineRule="exact"/>
+        <w:ind w:leftChars="0" w:left="284" w:right="0" w:hanging="284"/>
+      </w:pPr>
+      <w:r>
+        <w:t>振聾發聵</w:t>
+      </w:r>
+      <w:r>
+        <w:rPr>
+          <w:rFonts w:hint="eastAsia"/>
         </w:rPr>
         <w:t>(</w:t>
       </w:r>
       <w:r>
         <w:rPr>
           <w:rFonts w:hint="eastAsia"/>
-          <w:bCs/>
-          <w:color w:val="FF0000"/>
+          <w:color w:val="EE0000"/>
           <w:sz w:val="16"/>
           <w:szCs w:val="16"/>
         </w:rPr>
-        <w:t>ㄙㄚ</w:t>
-      </w:r>
-      <w:r>
-        <w:rPr>
-          <w:rFonts w:hint="eastAsia"/>
-          <w:bCs/>
-          <w:szCs w:val="28"/>
+        <w:t>ㄎㄨㄟˋ</w:t>
+      </w:r>
+      <w:r>
+        <w:rPr>
+          <w:rFonts w:hint="eastAsia"/>
         </w:rPr>
         <w:t>)</w:t>
       </w:r>
       <w:r>
         <w:rPr>
           <w:rFonts w:hint="eastAsia"/>
-          <w:bCs/>
-          <w:szCs w:val="28"/>
-        </w:rPr>
-        <w:t>手人寰</w:t>
-      </w:r>
-      <w:r>
-        <w:rPr>
-          <w:rFonts w:hint="eastAsia"/>
-          <w:bCs/>
-          <w:szCs w:val="28"/>
-        </w:rPr>
-        <w:t>(</w:t>
-      </w:r>
-      <w:r>
-        <w:rPr>
-          <w:rFonts w:hint="eastAsia"/>
-          <w:bCs/>
-          <w:color w:val="FF0000"/>
-          <w:sz w:val="16"/>
-          <w:szCs w:val="16"/>
-        </w:rPr>
-        <w:t>ㄏㄨㄢˊ</w:t>
-      </w:r>
-      <w:r>
-        <w:rPr>
-          <w:rFonts w:hint="eastAsia"/>
-          <w:bCs/>
-          <w:szCs w:val="28"/>
-        </w:rPr>
-        <w:t>)：</w:t>
-      </w:r>
-      <w:r>
-        <w:rPr>
-          <w:rFonts w:hint="eastAsia"/>
-          <w:bCs/>
-          <w:szCs w:val="28"/>
-        </w:rPr>
-        <w:t>比喻人去世。</w:t>
-      </w:r>
-      <w:r>
-        <w:rPr>
-          <w:rFonts w:hint="eastAsia"/>
-          <w:bCs/>
-          <w:szCs w:val="28"/>
-        </w:rPr>
-        <w:t>寰：</w:t>
-      </w:r>
-      <w:r>
-        <w:rPr>
-          <w:rFonts w:hint="eastAsia"/>
-          <w:bCs/>
-          <w:szCs w:val="28"/>
-        </w:rPr>
-        <w:t>廣大的空間或地域。</w:t>
-      </w:r>
-      <w:r>
-        <w:rPr>
-          <w:rFonts w:hint="eastAsia"/>
-          <w:bCs/>
-          <w:szCs w:val="28"/>
-        </w:rPr>
-        <w:t>人寰：人世、人間。</w:t>
-      </w:r>
-    </w:p>
-    <w:p>
-      <w:pPr>
-        <w:pStyle w:val="aa"/>
-        <w:spacing w:line="480" w:lineRule="exact"/>
-        <w:ind w:leftChars="0" w:right="0" w:firstLine="0"/>
-      </w:pPr>
-      <w:r>
-        <w:rPr>
-          <w:rFonts w:hint="eastAsia"/>
-          <w:bCs/>
-          <w:szCs w:val="28"/>
-        </w:rPr>
-        <w:t>【例】他因腦溢血而撒手人寰，留下二個孤苦無依的小孩。</w:t>
+        </w:rPr>
+        <w:t>：</w:t>
+      </w:r>
+      <w:r>
+        <w:t>比喻用言論或文字喚醒糊塗、麻木的人，使之清醒。常用來形容深刻、犀利、富有警世意味的觀點、作品或演說，能讓人瞬間醒悟、茅塞頓開。</w:t>
       </w:r>
     </w:p>
     <w:p>
@@ -2045,14 +1314,11 @@
           <w:ilvl w:val="0"/>
           <w:numId w:val="1"/>
         </w:numPr>
-        <w:spacing w:line="480" w:lineRule="exact"/>
-        <w:ind w:leftChars="0" w:right="0"/>
-      </w:pPr>
-      <w:r>
-        <w:rPr>
-          <w:rFonts w:hint="eastAsia"/>
-        </w:rPr>
-        <w:t>絕命詞</w:t>
+        <w:spacing w:after="0" w:line="440" w:lineRule="exact"/>
+        <w:ind w:leftChars="0" w:left="284" w:right="0" w:hanging="284"/>
+      </w:pPr>
+      <w:r>
+        <w:t>冷峻</w:t>
       </w:r>
       <w:r>
         <w:rPr>
@@ -2061,10 +1327,45 @@
         <w:t>：</w:t>
       </w:r>
       <w:r>
-        <w:rPr>
-          <w:rFonts w:hint="eastAsia"/>
-        </w:rPr>
-        <w:t>臨死前所撰寫的文詞，多用來表明心志，或書寫怨憤。也稱為「絕命書」。</w:t>
+        <w:t>形容表情、態度、語氣或風格嚴厲、冷酷而嚴肅。</w:t>
+      </w:r>
+    </w:p>
+    <w:p>
+      <w:pPr>
+        <w:pStyle w:val="aa"/>
+        <w:numPr>
+          <w:ilvl w:val="0"/>
+          <w:numId w:val="1"/>
+        </w:numPr>
+        <w:spacing w:after="0" w:line="440" w:lineRule="exact"/>
+        <w:ind w:leftChars="0" w:left="284" w:right="0" w:hanging="284"/>
+      </w:pPr>
+      <w:r>
+        <w:t>恍惚</w:t>
+      </w:r>
+      <w:r>
+        <w:rPr>
+          <w:rFonts w:hint="eastAsia"/>
+        </w:rPr>
+        <w:t>(</w:t>
+      </w:r>
+      <w:r>
+        <w:rPr>
+          <w:rFonts w:hint="eastAsia"/>
+          <w:color w:val="EE0000"/>
+          <w:sz w:val="16"/>
+          <w:szCs w:val="16"/>
+        </w:rPr>
+        <w:t>ㄏㄨㄤˇ ㄏㄨ</w:t>
+      </w:r>
+      <w:r>
+        <w:rPr>
+          <w:rFonts w:hint="eastAsia"/>
+        </w:rPr>
+        <w:t>)：</w:t>
+      </w:r>
+      <w:r>
+        <w:t>神志不清、心神不定，或事物形象模糊、看不真切的樣子。通常用來形容人因受驚嚇、過度悲傷、疲憊或思念過度，導致精神無法集中、意識處於半夢半醒或如幻似真的狀態。</w:t>
       </w:r>
     </w:p>
     <w:sectPr>
@@ -2078,7 +1379,7 @@
 </file>
 
 <file path=word/endnotes.xml><?xml version="1.0" encoding="utf-8"?>
-<w:endnotes xmlns:wpc="http://schemas.microsoft.com/office/word/2010/wordprocessingCanvas" xmlns:cx="http://schemas.microsoft.com/office/drawing/2014/chartex" xmlns:cx1="http://schemas.microsoft.com/office/drawing/2015/9/8/chartex" xmlns:cx2="http://schemas.microsoft.com/office/drawing/2015/10/21/chartex" xmlns:cx3="http://schemas.microsoft.com/office/drawing/2016/5/9/chartex" xmlns:cx4="http://schemas.microsoft.com/office/drawing/2016/5/10/chartex" xmlns:cx5="http://schemas.microsoft.com/office/drawing/2016/5/11/chartex" xmlns:cx6="http://schemas.microsoft.com/office/drawing/2016/5/12/chartex" xmlns:cx7="http://schemas.microsoft.com/office/drawing/2016/5/13/chartex" xmlns:cx8="http://schemas.microsoft.com/office/drawing/2016/5/14/chartex" xmlns:mc="http://schemas.openxmlformats.org/markup-compatibility/2006" xmlns:aink="http://schemas.microsoft.com/office/drawing/2016/ink" xmlns:am3d="http://schemas.microsoft.com/office/drawing/2017/model3d" xmlns:o="urn:schemas-microsoft-com:office:office" xmlns:oel="http://schemas.microsoft.com/office/2019/extlst" xmlns:r="http://schemas.openxmlformats.org/officeDocument/2006/relationships" xmlns:m="http://schemas.openxmlformats.org/officeDocument/2006/math" xmlns:v="urn:schemas-microsoft-com:vml" xmlns:wp14="http://schemas.microsoft.com/office/word/2010/wordprocessingDrawing" xmlns:wp="http://schemas.openxmlformats.org/drawingml/2006/wordprocessingDrawing" xmlns:w10="urn:schemas-microsoft-com:office:word" xmlns:w="http://schemas.openxmlformats.org/wordprocessingml/2006/main" xmlns:w14="http://schemas.microsoft.com/office/word/2010/wordml" xmlns:w15="http://schemas.microsoft.com/office/word/2012/wordml" xmlns:w16cex="http://schemas.microsoft.com/office/word/2018/wordml/cex" xmlns:w16cid="http://schemas.microsoft.com/office/word/2016/wordml/cid" xmlns:w16="http://schemas.microsoft.com/office/word/2018/wordml" xmlns:w16du="http://schemas.microsoft.com/office/word/2023/wordml/word16du" xmlns:w16sdtdh="http://schemas.microsoft.com/office/word/2020/wordml/sdtdatahash" xmlns:w16se="http://schemas.microsoft.com/office/word/2015/wordml/symex" xmlns:wpg="http://schemas.microsoft.com/office/word/2010/wordprocessingGroup" xmlns:wpi="http://schemas.microsoft.com/office/word/2010/wordprocessingInk" xmlns:wne="http://schemas.microsoft.com/office/word/2006/wordml" xmlns:wps="http://schemas.microsoft.com/office/word/2010/wordprocessingShape" mc:Ignorable="w14 w15 w16se w16cid w16 w16cex w16sdtdh wp14">
+<w:endnotes xmlns:wpc="http://schemas.microsoft.com/office/word/2010/wordprocessingCanvas" xmlns:cx="http://schemas.microsoft.com/office/drawing/2014/chartex" xmlns:cx1="http://schemas.microsoft.com/office/drawing/2015/9/8/chartex" xmlns:cx2="http://schemas.microsoft.com/office/drawing/2015/10/21/chartex" xmlns:cx3="http://schemas.microsoft.com/office/drawing/2016/5/9/chartex" xmlns:cx4="http://schemas.microsoft.com/office/drawing/2016/5/10/chartex" xmlns:cx5="http://schemas.microsoft.com/office/drawing/2016/5/11/chartex" xmlns:cx6="http://schemas.microsoft.com/office/drawing/2016/5/12/chartex" xmlns:cx7="http://schemas.microsoft.com/office/drawing/2016/5/13/chartex" xmlns:cx8="http://schemas.microsoft.com/office/drawing/2016/5/14/chartex" xmlns:mc="http://schemas.openxmlformats.org/markup-compatibility/2006" xmlns:aink="http://schemas.microsoft.com/office/drawing/2016/ink" xmlns:am3d="http://schemas.microsoft.com/office/drawing/2017/model3d" xmlns:o="urn:schemas-microsoft-com:office:office" xmlns:oel="http://schemas.microsoft.com/office/2019/extlst" xmlns:r="http://schemas.openxmlformats.org/officeDocument/2006/relationships" xmlns:m="http://schemas.openxmlformats.org/officeDocument/2006/math" xmlns:v="urn:schemas-microsoft-com:vml" xmlns:wp14="http://schemas.microsoft.com/office/word/2010/wordprocessingDrawing" xmlns:wp="http://schemas.openxmlformats.org/drawingml/2006/wordprocessingDrawing" xmlns:w10="urn:schemas-microsoft-com:office:word" xmlns:w="http://schemas.openxmlformats.org/wordprocessingml/2006/main" xmlns:w14="http://schemas.microsoft.com/office/word/2010/wordml" xmlns:w15="http://schemas.microsoft.com/office/word/2012/wordml" xmlns:w16cex="http://schemas.microsoft.com/office/word/2018/wordml/cex" xmlns:w16cid="http://schemas.microsoft.com/office/word/2016/wordml/cid" xmlns:w16="http://schemas.microsoft.com/office/word/2018/wordml" xmlns:w16du="http://schemas.microsoft.com/office/word/2023/wordml/word16du" xmlns:w16sdtdh="http://schemas.microsoft.com/office/word/2020/wordml/sdtdatahash" xmlns:w16sdtfl="http://schemas.microsoft.com/office/word/2024/wordml/sdtformatlock" xmlns:w16se="http://schemas.microsoft.com/office/word/2015/wordml/symex" xmlns:wpg="http://schemas.microsoft.com/office/word/2010/wordprocessingGroup" xmlns:wpi="http://schemas.microsoft.com/office/word/2010/wordprocessingInk" xmlns:wne="http://schemas.microsoft.com/office/word/2006/wordml" xmlns:wps="http://schemas.microsoft.com/office/word/2010/wordprocessingShape" mc:Ignorable="w14 w15 w16se w16cid w16 w16cex w16sdtdh w16sdtfl w16du wp14">
   <w:endnote w:type="separator" w:id="-1">
     <w:p>
       <w:pPr>
@@ -2103,7 +1404,7 @@
 </file>
 
 <file path=word/footer1.xml><?xml version="1.0" encoding="utf-8"?>
-<w:ftr xmlns:wpc="http://schemas.microsoft.com/office/word/2010/wordprocessingCanvas" xmlns:cx="http://schemas.microsoft.com/office/drawing/2014/chartex" xmlns:cx1="http://schemas.microsoft.com/office/drawing/2015/9/8/chartex" xmlns:cx2="http://schemas.microsoft.com/office/drawing/2015/10/21/chartex" xmlns:cx3="http://schemas.microsoft.com/office/drawing/2016/5/9/chartex" xmlns:cx4="http://schemas.microsoft.com/office/drawing/2016/5/10/chartex" xmlns:cx5="http://schemas.microsoft.com/office/drawing/2016/5/11/chartex" xmlns:cx6="http://schemas.microsoft.com/office/drawing/2016/5/12/chartex" xmlns:cx7="http://schemas.microsoft.com/office/drawing/2016/5/13/chartex" xmlns:cx8="http://schemas.microsoft.com/office/drawing/2016/5/14/chartex" xmlns:mc="http://schemas.openxmlformats.org/markup-compatibility/2006" xmlns:aink="http://schemas.microsoft.com/office/drawing/2016/ink" xmlns:am3d="http://schemas.microsoft.com/office/drawing/2017/model3d" xmlns:o="urn:schemas-microsoft-com:office:office" xmlns:oel="http://schemas.microsoft.com/office/2019/extlst" xmlns:r="http://schemas.openxmlformats.org/officeDocument/2006/relationships" xmlns:m="http://schemas.openxmlformats.org/officeDocument/2006/math" xmlns:v="urn:schemas-microsoft-com:vml" xmlns:wp14="http://schemas.microsoft.com/office/word/2010/wordprocessingDrawing" xmlns:wp="http://schemas.openxmlformats.org/drawingml/2006/wordprocessingDrawing" xmlns:w10="urn:schemas-microsoft-com:office:word" xmlns:w="http://schemas.openxmlformats.org/wordprocessingml/2006/main" xmlns:w14="http://schemas.microsoft.com/office/word/2010/wordml" xmlns:w15="http://schemas.microsoft.com/office/word/2012/wordml" xmlns:w16cex="http://schemas.microsoft.com/office/word/2018/wordml/cex" xmlns:w16cid="http://schemas.microsoft.com/office/word/2016/wordml/cid" xmlns:w16="http://schemas.microsoft.com/office/word/2018/wordml" xmlns:w16du="http://schemas.microsoft.com/office/word/2023/wordml/word16du" xmlns:w16sdtdh="http://schemas.microsoft.com/office/word/2020/wordml/sdtdatahash" xmlns:w16se="http://schemas.microsoft.com/office/word/2015/wordml/symex" xmlns:wpg="http://schemas.microsoft.com/office/word/2010/wordprocessingGroup" xmlns:wpi="http://schemas.microsoft.com/office/word/2010/wordprocessingInk" xmlns:wne="http://schemas.microsoft.com/office/word/2006/wordml" xmlns:wps="http://schemas.microsoft.com/office/word/2010/wordprocessingShape" mc:Ignorable="w14 w15 w16se w16cid w16 w16cex w16sdtdh wp14">
+<w:ftr xmlns:wpc="http://schemas.microsoft.com/office/word/2010/wordprocessingCanvas" xmlns:cx="http://schemas.microsoft.com/office/drawing/2014/chartex" xmlns:cx1="http://schemas.microsoft.com/office/drawing/2015/9/8/chartex" xmlns:cx2="http://schemas.microsoft.com/office/drawing/2015/10/21/chartex" xmlns:cx3="http://schemas.microsoft.com/office/drawing/2016/5/9/chartex" xmlns:cx4="http://schemas.microsoft.com/office/drawing/2016/5/10/chartex" xmlns:cx5="http://schemas.microsoft.com/office/drawing/2016/5/11/chartex" xmlns:cx6="http://schemas.microsoft.com/office/drawing/2016/5/12/chartex" xmlns:cx7="http://schemas.microsoft.com/office/drawing/2016/5/13/chartex" xmlns:cx8="http://schemas.microsoft.com/office/drawing/2016/5/14/chartex" xmlns:mc="http://schemas.openxmlformats.org/markup-compatibility/2006" xmlns:aink="http://schemas.microsoft.com/office/drawing/2016/ink" xmlns:am3d="http://schemas.microsoft.com/office/drawing/2017/model3d" xmlns:o="urn:schemas-microsoft-com:office:office" xmlns:oel="http://schemas.microsoft.com/office/2019/extlst" xmlns:r="http://schemas.openxmlformats.org/officeDocument/2006/relationships" xmlns:m="http://schemas.openxmlformats.org/officeDocument/2006/math" xmlns:v="urn:schemas-microsoft-com:vml" xmlns:wp14="http://schemas.microsoft.com/office/word/2010/wordprocessingDrawing" xmlns:wp="http://schemas.openxmlformats.org/drawingml/2006/wordprocessingDrawing" xmlns:w10="urn:schemas-microsoft-com:office:word" xmlns:w="http://schemas.openxmlformats.org/wordprocessingml/2006/main" xmlns:w14="http://schemas.microsoft.com/office/word/2010/wordml" xmlns:w15="http://schemas.microsoft.com/office/word/2012/wordml" xmlns:w16cex="http://schemas.microsoft.com/office/word/2018/wordml/cex" xmlns:w16cid="http://schemas.microsoft.com/office/word/2016/wordml/cid" xmlns:w16="http://schemas.microsoft.com/office/word/2018/wordml" xmlns:w16du="http://schemas.microsoft.com/office/word/2023/wordml/word16du" xmlns:w16sdtdh="http://schemas.microsoft.com/office/word/2020/wordml/sdtdatahash" xmlns:w16sdtfl="http://schemas.microsoft.com/office/word/2024/wordml/sdtformatlock" xmlns:w16se="http://schemas.microsoft.com/office/word/2015/wordml/symex" xmlns:wpg="http://schemas.microsoft.com/office/word/2010/wordprocessingGroup" xmlns:wpi="http://schemas.microsoft.com/office/word/2010/wordprocessingInk" xmlns:wne="http://schemas.microsoft.com/office/word/2006/wordml" xmlns:wps="http://schemas.microsoft.com/office/word/2010/wordprocessingShape" mc:Ignorable="w14 w15 w16se w16cid w16 w16cex w16sdtdh w16sdtfl w16du wp14">
   <w:sdt>
     <w:sdtPr>
       <w:id w:val="1495451635"/>
@@ -2178,7 +1479,7 @@
 </file>
 
 <file path=word/footnotes.xml><?xml version="1.0" encoding="utf-8"?>
-<w:footnotes xmlns:wpc="http://schemas.microsoft.com/office/word/2010/wordprocessingCanvas" xmlns:cx="http://schemas.microsoft.com/office/drawing/2014/chartex" xmlns:cx1="http://schemas.microsoft.com/office/drawing/2015/9/8/chartex" xmlns:cx2="http://schemas.microsoft.com/office/drawing/2015/10/21/chartex" xmlns:cx3="http://schemas.microsoft.com/office/drawing/2016/5/9/chartex" xmlns:cx4="http://schemas.microsoft.com/office/drawing/2016/5/10/chartex" xmlns:cx5="http://schemas.microsoft.com/office/drawing/2016/5/11/chartex" xmlns:cx6="http://schemas.microsoft.com/office/drawing/2016/5/12/chartex" xmlns:cx7="http://schemas.microsoft.com/office/drawing/2016/5/13/chartex" xmlns:cx8="http://schemas.microsoft.com/office/drawing/2016/5/14/chartex" xmlns:mc="http://schemas.openxmlformats.org/markup-compatibility/2006" xmlns:aink="http://schemas.microsoft.com/office/drawing/2016/ink" xmlns:am3d="http://schemas.microsoft.com/office/drawing/2017/model3d" xmlns:o="urn:schemas-microsoft-com:office:office" xmlns:oel="http://schemas.microsoft.com/office/2019/extlst" xmlns:r="http://schemas.openxmlformats.org/officeDocument/2006/relationships" xmlns:m="http://schemas.openxmlformats.org/officeDocument/2006/math" xmlns:v="urn:schemas-microsoft-com:vml" xmlns:wp14="http://schemas.microsoft.com/office/word/2010/wordprocessingDrawing" xmlns:wp="http://schemas.openxmlformats.org/drawingml/2006/wordprocessingDrawing" xmlns:w10="urn:schemas-microsoft-com:office:word" xmlns:w="http://schemas.openxmlformats.org/wordprocessingml/2006/main" xmlns:w14="http://schemas.microsoft.com/office/word/2010/wordml" xmlns:w15="http://schemas.microsoft.com/office/word/2012/wordml" xmlns:w16cex="http://schemas.microsoft.com/office/word/2018/wordml/cex" xmlns:w16cid="http://schemas.microsoft.com/office/word/2016/wordml/cid" xmlns:w16="http://schemas.microsoft.com/office/word/2018/wordml" xmlns:w16du="http://schemas.microsoft.com/office/word/2023/wordml/word16du" xmlns:w16sdtdh="http://schemas.microsoft.com/office/word/2020/wordml/sdtdatahash" xmlns:w16se="http://schemas.microsoft.com/office/word/2015/wordml/symex" xmlns:wpg="http://schemas.microsoft.com/office/word/2010/wordprocessingGroup" xmlns:wpi="http://schemas.microsoft.com/office/word/2010/wordprocessingInk" xmlns:wne="http://schemas.microsoft.com/office/word/2006/wordml" xmlns:wps="http://schemas.microsoft.com/office/word/2010/wordprocessingShape" mc:Ignorable="w14 w15 w16se w16cid w16 w16cex w16sdtdh wp14">
+<w:footnotes xmlns:wpc="http://schemas.microsoft.com/office/word/2010/wordprocessingCanvas" xmlns:cx="http://schemas.microsoft.com/office/drawing/2014/chartex" xmlns:cx1="http://schemas.microsoft.com/office/drawing/2015/9/8/chartex" xmlns:cx2="http://schemas.microsoft.com/office/drawing/2015/10/21/chartex" xmlns:cx3="http://schemas.microsoft.com/office/drawing/2016/5/9/chartex" xmlns:cx4="http://schemas.microsoft.com/office/drawing/2016/5/10/chartex" xmlns:cx5="http://schemas.microsoft.com/office/drawing/2016/5/11/chartex" xmlns:cx6="http://schemas.microsoft.com/office/drawing/2016/5/12/chartex" xmlns:cx7="http://schemas.microsoft.com/office/drawing/2016/5/13/chartex" xmlns:cx8="http://schemas.microsoft.com/office/drawing/2016/5/14/chartex" xmlns:mc="http://schemas.openxmlformats.org/markup-compatibility/2006" xmlns:aink="http://schemas.microsoft.com/office/drawing/2016/ink" xmlns:am3d="http://schemas.microsoft.com/office/drawing/2017/model3d" xmlns:o="urn:schemas-microsoft-com:office:office" xmlns:oel="http://schemas.microsoft.com/office/2019/extlst" xmlns:r="http://schemas.openxmlformats.org/officeDocument/2006/relationships" xmlns:m="http://schemas.openxmlformats.org/officeDocument/2006/math" xmlns:v="urn:schemas-microsoft-com:vml" xmlns:wp14="http://schemas.microsoft.com/office/word/2010/wordprocessingDrawing" xmlns:wp="http://schemas.openxmlformats.org/drawingml/2006/wordprocessingDrawing" xmlns:w10="urn:schemas-microsoft-com:office:word" xmlns:w="http://schemas.openxmlformats.org/wordprocessingml/2006/main" xmlns:w14="http://schemas.microsoft.com/office/word/2010/wordml" xmlns:w15="http://schemas.microsoft.com/office/word/2012/wordml" xmlns:w16cex="http://schemas.microsoft.com/office/word/2018/wordml/cex" xmlns:w16cid="http://schemas.microsoft.com/office/word/2016/wordml/cid" xmlns:w16="http://schemas.microsoft.com/office/word/2018/wordml" xmlns:w16du="http://schemas.microsoft.com/office/word/2023/wordml/word16du" xmlns:w16sdtdh="http://schemas.microsoft.com/office/word/2020/wordml/sdtdatahash" xmlns:w16sdtfl="http://schemas.microsoft.com/office/word/2024/wordml/sdtformatlock" xmlns:w16se="http://schemas.microsoft.com/office/word/2015/wordml/symex" xmlns:wpg="http://schemas.microsoft.com/office/word/2010/wordprocessingGroup" xmlns:wpi="http://schemas.microsoft.com/office/word/2010/wordprocessingInk" xmlns:wne="http://schemas.microsoft.com/office/word/2006/wordml" xmlns:wps="http://schemas.microsoft.com/office/word/2010/wordprocessingShape" mc:Ignorable="w14 w15 w16se w16cid w16 w16cex w16sdtdh w16sdtfl w16du wp14">
   <w:footnote w:type="separator" w:id="-1">
     <w:p>
       <w:pPr>
@@ -2203,7 +1504,7 @@
 </file>
 
 <file path=word/numbering.xml><?xml version="1.0" encoding="utf-8"?>
-<w:numbering xmlns:wpc="http://schemas.microsoft.com/office/word/2010/wordprocessingCanvas" xmlns:cx="http://schemas.microsoft.com/office/drawing/2014/chartex" xmlns:cx1="http://schemas.microsoft.com/office/drawing/2015/9/8/chartex" xmlns:cx2="http://schemas.microsoft.com/office/drawing/2015/10/21/chartex" xmlns:cx3="http://schemas.microsoft.com/office/drawing/2016/5/9/chartex" xmlns:cx4="http://schemas.microsoft.com/office/drawing/2016/5/10/chartex" xmlns:cx5="http://schemas.microsoft.com/office/drawing/2016/5/11/chartex" xmlns:cx6="http://schemas.microsoft.com/office/drawing/2016/5/12/chartex" xmlns:cx7="http://schemas.microsoft.com/office/drawing/2016/5/13/chartex" xmlns:cx8="http://schemas.microsoft.com/office/drawing/2016/5/14/chartex" xmlns:mc="http://schemas.openxmlformats.org/markup-compatibility/2006" xmlns:aink="http://schemas.microsoft.com/office/drawing/2016/ink" xmlns:am3d="http://schemas.microsoft.com/office/drawing/2017/model3d" xmlns:o="urn:schemas-microsoft-com:office:office" xmlns:oel="http://schemas.microsoft.com/office/2019/extlst" xmlns:r="http://schemas.openxmlformats.org/officeDocument/2006/relationships" xmlns:m="http://schemas.openxmlformats.org/officeDocument/2006/math" xmlns:v="urn:schemas-microsoft-com:vml" xmlns:wp14="http://schemas.microsoft.com/office/word/2010/wordprocessingDrawing" xmlns:wp="http://schemas.openxmlformats.org/drawingml/2006/wordprocessingDrawing" xmlns:w10="urn:schemas-microsoft-com:office:word" xmlns:w="http://schemas.openxmlformats.org/wordprocessingml/2006/main" xmlns:w14="http://schemas.microsoft.com/office/word/2010/wordml" xmlns:w15="http://schemas.microsoft.com/office/word/2012/wordml" xmlns:w16cex="http://schemas.microsoft.com/office/word/2018/wordml/cex" xmlns:w16cid="http://schemas.microsoft.com/office/word/2016/wordml/cid" xmlns:w16="http://schemas.microsoft.com/office/word/2018/wordml" xmlns:w16du="http://schemas.microsoft.com/office/word/2023/wordml/word16du" xmlns:w16sdtdh="http://schemas.microsoft.com/office/word/2020/wordml/sdtdatahash" xmlns:w16se="http://schemas.microsoft.com/office/word/2015/wordml/symex" xmlns:wpg="http://schemas.microsoft.com/office/word/2010/wordprocessingGroup" xmlns:wpi="http://schemas.microsoft.com/office/word/2010/wordprocessingInk" xmlns:wne="http://schemas.microsoft.com/office/word/2006/wordml" xmlns:wps="http://schemas.microsoft.com/office/word/2010/wordprocessingShape" mc:Ignorable="w14 w15 w16se w16cid w16 w16cex w16sdtdh wp14">
+<w:numbering xmlns:wpc="http://schemas.microsoft.com/office/word/2010/wordprocessingCanvas" xmlns:cx="http://schemas.microsoft.com/office/drawing/2014/chartex" xmlns:cx1="http://schemas.microsoft.com/office/drawing/2015/9/8/chartex" xmlns:cx2="http://schemas.microsoft.com/office/drawing/2015/10/21/chartex" xmlns:cx3="http://schemas.microsoft.com/office/drawing/2016/5/9/chartex" xmlns:cx4="http://schemas.microsoft.com/office/drawing/2016/5/10/chartex" xmlns:cx5="http://schemas.microsoft.com/office/drawing/2016/5/11/chartex" xmlns:cx6="http://schemas.microsoft.com/office/drawing/2016/5/12/chartex" xmlns:cx7="http://schemas.microsoft.com/office/drawing/2016/5/13/chartex" xmlns:cx8="http://schemas.microsoft.com/office/drawing/2016/5/14/chartex" xmlns:mc="http://schemas.openxmlformats.org/markup-compatibility/2006" xmlns:aink="http://schemas.microsoft.com/office/drawing/2016/ink" xmlns:am3d="http://schemas.microsoft.com/office/drawing/2017/model3d" xmlns:o="urn:schemas-microsoft-com:office:office" xmlns:oel="http://schemas.microsoft.com/office/2019/extlst" xmlns:r="http://schemas.openxmlformats.org/officeDocument/2006/relationships" xmlns:m="http://schemas.openxmlformats.org/officeDocument/2006/math" xmlns:v="urn:schemas-microsoft-com:vml" xmlns:wp14="http://schemas.microsoft.com/office/word/2010/wordprocessingDrawing" xmlns:wp="http://schemas.openxmlformats.org/drawingml/2006/wordprocessingDrawing" xmlns:w10="urn:schemas-microsoft-com:office:word" xmlns:w="http://schemas.openxmlformats.org/wordprocessingml/2006/main" xmlns:w14="http://schemas.microsoft.com/office/word/2010/wordml" xmlns:w15="http://schemas.microsoft.com/office/word/2012/wordml" xmlns:w16cex="http://schemas.microsoft.com/office/word/2018/wordml/cex" xmlns:w16cid="http://schemas.microsoft.com/office/word/2016/wordml/cid" xmlns:w16="http://schemas.microsoft.com/office/word/2018/wordml" xmlns:w16du="http://schemas.microsoft.com/office/word/2023/wordml/word16du" xmlns:w16sdtdh="http://schemas.microsoft.com/office/word/2020/wordml/sdtdatahash" xmlns:w16sdtfl="http://schemas.microsoft.com/office/word/2024/wordml/sdtformatlock" xmlns:w16se="http://schemas.microsoft.com/office/word/2015/wordml/symex" xmlns:wpg="http://schemas.microsoft.com/office/word/2010/wordprocessingGroup" xmlns:wpi="http://schemas.microsoft.com/office/word/2010/wordprocessingInk" xmlns:wne="http://schemas.microsoft.com/office/word/2006/wordml" xmlns:wps="http://schemas.microsoft.com/office/word/2010/wordprocessingShape" mc:Ignorable="w14 w15 w16se w16cid w16 w16cex w16sdtdh w16sdtfl w16du wp14">
   <w:abstractNum w:abstractNumId="0" w15:restartNumberingAfterBreak="0">
     <w:nsid w:val="FFFFFF89"/>
     <w:multiLevelType w:val="singleLevel"/>
@@ -6072,7 +5373,7 @@
 </file>
 
 <file path=word/styles.xml><?xml version="1.0" encoding="utf-8"?>
-<w:styles xmlns:mc="http://schemas.openxmlformats.org/markup-compatibility/2006" xmlns:r="http://schemas.openxmlformats.org/officeDocument/2006/relationships" xmlns:w="http://schemas.openxmlformats.org/wordprocessingml/2006/main" xmlns:w14="http://schemas.microsoft.com/office/word/2010/wordml" xmlns:w15="http://schemas.microsoft.com/office/word/2012/wordml" xmlns:w16cex="http://schemas.microsoft.com/office/word/2018/wordml/cex" xmlns:w16cid="http://schemas.microsoft.com/office/word/2016/wordml/cid" xmlns:w16="http://schemas.microsoft.com/office/word/2018/wordml" xmlns:w16sdtdh="http://schemas.microsoft.com/office/word/2020/wordml/sdtdatahash" xmlns:w16se="http://schemas.microsoft.com/office/word/2015/wordml/symex" mc:Ignorable="w14 w15 w16se w16cid w16 w16cex w16sdtdh">
+<w:styles xmlns:mc="http://schemas.openxmlformats.org/markup-compatibility/2006" xmlns:r="http://schemas.openxmlformats.org/officeDocument/2006/relationships" xmlns:w="http://schemas.openxmlformats.org/wordprocessingml/2006/main" xmlns:w14="http://schemas.microsoft.com/office/word/2010/wordml" xmlns:w15="http://schemas.microsoft.com/office/word/2012/wordml" xmlns:w16cex="http://schemas.microsoft.com/office/word/2018/wordml/cex" xmlns:w16cid="http://schemas.microsoft.com/office/word/2016/wordml/cid" xmlns:w16="http://schemas.microsoft.com/office/word/2018/wordml" xmlns:w16du="http://schemas.microsoft.com/office/word/2023/wordml/word16du" xmlns:w16sdtdh="http://schemas.microsoft.com/office/word/2020/wordml/sdtdatahash" xmlns:w16sdtfl="http://schemas.microsoft.com/office/word/2024/wordml/sdtformatlock" xmlns:w16se="http://schemas.microsoft.com/office/word/2015/wordml/symex" mc:Ignorable="w14 w15 w16se w16cid w16 w16cex w16sdtdh w16sdtfl w16du">
   <w:docDefaults>
     <w:rPrDefault>
       <w:rPr>
